--- a/dutch-realestate-agent/reports/2026-06-28_dutch_realestate_RU.docx
+++ b/dutch-realestate-agent/reports/2026-06-28_dutch_realestate_RU.docx
@@ -274,7 +274,7 @@
                 <w:color w:val="222B36"/>
                 <w:sz w:val="21"/>
               </w:rPr>
-              <w:t>Жилая недвижимость продолжает дорожать: в мае цены выросли на 4,4% год к году и на 0,6% за месяц, при этом число сделок слегка снизилось. Главное событие недели — Сенат одобрил закон об усилении госуправления жильём, который вступает в силу с 1 июля. В коммерции (стрит-ритейл) фон спокойный: ABN AMRO чуть снизил прогноз по рознице из-за внешних рисков, но качественные торговые центры активно набирают новых арендаторов. В индустриале главная тема — дефицит электромощностей: очередь на подключение выросла до 15 000 компаний, с 1 июля ужесточаются правила netcongestie, а кабинет запустил пакет на 20 млрд евро для разблокировки стройки по азоту; девелопмент крупных складов идёт активно.</w:t>
+              <w:t>Жильё продолжает дорожать: в мае цены выросли на 4,4% за год и на 0,6% за месяц, но число сделок чуть снизилось — рынок остаётся дорогим. Главное событие недели — Сенат одобрил закон, который даёт государству больше контроля над тем, сколько и какого жилья строить (вступает в силу 1 июля). В стрит-ритейле фон спокойный: банк ABN AMRO слегка понизил прогноз по рознице из-за внешних рисков, но качественные торговые центры активно набирают новых арендаторов. В индустриале (склады, промзоны) главная тема — нехватка электрических мощностей: очередь на подключение к сети выросла до 15 000 компаний, с 1 июля ужесточаются правила при перегрузке сети (netcongestie), а правительство выделило 20 млрд евро, чтобы снять «азотный» запрет на стройку. При этом крупные склады продолжают строиться.</w:t>
             </w:r>
           </w:p>
         </w:tc>
@@ -386,7 +386,7 @@
           <w:color w:val="222B36"/>
           <w:sz w:val="21"/>
         </w:rPr>
-        <w:t>Сенат (Eerste Kamer) 23 июня одобрил закон Wet versterking regie volkshuisvesting: государство, провинции и муниципалитеты получают инструменты управлять тем, сколько, где и для кого строить. Две трети нового жилья должны быть доступными, 30% — социальная аренда. Вступает в силу 1 июля 2026.</w:t>
+        <w:t>Сенат — верхняя палата парламента (Eerste Kamer) — 23 июня одобрил закон об усилении роли государства в жилищном строительстве (Wet versterking regie volkshuisvesting). Он даёт государству, провинциям и муниципалитетам право решать, сколько, где и для кого строить жильё: две трети новых домов должны быть «доступными» (по цене для средних доходов), а 30% — социальная аренда (дешёвое арендное жильё для людей с низким доходом). Закон вступает в силу 1 июля 2026. Простыми словами: власти берут стройку под более жёсткий контроль, чтобы строили не только дорогое, а и доступное жильё.</w:t>
       </w:r>
     </w:p>
     <w:p>
@@ -403,7 +403,7 @@
           <w:color w:val="6B7785"/>
           <w:sz w:val="17"/>
         </w:rPr>
-        <w:t xml:space="preserve">   📅 2026-06-24   •   Источник: Eerste Kamer</w:t>
+        <w:t xml:space="preserve">   📅 2026-06-24   •   Источник: Eerste Kamer (Сенат)</w:t>
       </w:r>
       <w:r>
         <w:rPr>
@@ -451,7 +451,7 @@
           <w:color w:val="222B36"/>
           <w:sz w:val="21"/>
         </w:rPr>
-        <w:t>В рамках принятого закона ускоряются процедуры по стройке: для проектов от 12 жилья жалобы рассматривает сразу Raad van State (минуя нижестоящие суды) с решением в течение 6 месяцев, а тест Ladder voor duurzame verstedelijking отменяется для жилищной застройки. Эти изменения действуют с 1 января 2027.</w:t>
+        <w:t>По тому же закону ускоряются согласования стройки. Жалобы на проекты от 12 квартир сразу рассматривает высшая инстанция — Государственный совет (Raad van State) — в течение 6 месяцев, минуя нижестоящие суды. Кроме того, для жилья отменяется обязательная проверка «нужно ли вообще здесь застраивать участок» (Ladder voor duurzame verstedelijking — дословно «лестница устойчивой урбанизации»). Эти пункты заработают с 1 января 2027. Зачем: чтобы судебные споры и согласования не растягивали стройку на годы.</w:t>
       </w:r>
     </w:p>
     <w:p>
@@ -468,7 +468,7 @@
           <w:color w:val="6B7785"/>
           <w:sz w:val="17"/>
         </w:rPr>
-        <w:t xml:space="preserve">   📅 2026-06-25   •   Источник: Arom</w:t>
+        <w:t xml:space="preserve">   📅 2026-06-25   •   Источник: Arom (отраслевой портал)</w:t>
       </w:r>
       <w:r>
         <w:rPr>
@@ -516,7 +516,7 @@
           <w:color w:val="222B36"/>
           <w:sz w:val="21"/>
         </w:rPr>
-        <w:t>Верховный суд (Hoge Raad) постановил: владельцы активов, не подавшие вовремя возражение против налога box 3 за 2017–2020 годы, не получат компенсацию (rechtsherstel). Возврат переплаты возможен только для тех, кто оспорил начисления своевременно; процедура massaalbezwaarplus закрыта.</w:t>
+        <w:t>Верховный суд Нидерландов (Hoge Raad) постановил: кто вовремя не подал возражение против налога на сбережения и инвестиции (box 3 — раздел подоходного налога, под который попадает в том числе недвижимость не для собственного проживания) за 2017–2020 годы, тот не получит возврат переплаты (rechtsherstel). Коллективная процедура оспаривания (massaalbezwaarplus) закрыта. Вывод для владельцев недвижимости: важно соблюдать сроки подачи возражений по налогам — иначе деньги вернуть не получится.</w:t>
       </w:r>
     </w:p>
     <w:p>
@@ -533,7 +533,7 @@
           <w:color w:val="6B7785"/>
           <w:sz w:val="17"/>
         </w:rPr>
-        <w:t xml:space="preserve">   📅 2026-06-25   •   Источник: Accountancy Vanmorgen</w:t>
+        <w:t xml:space="preserve">   📅 2026-06-25   •   Источник: Accountancy Vanmorgen (издание для бухгалтеров)</w:t>
       </w:r>
       <w:r>
         <w:rPr>
@@ -600,7 +600,7 @@
           <w:color w:val="222B36"/>
           <w:sz w:val="21"/>
         </w:rPr>
-        <w:t>Вторая палата (Tweede Kamer) приняла поправку D66 с просьбой к правительству после лета рассмотреть дополнительные крупные локации под жильё, включая Veenendaal-De Klomp и IJmeer; кабинет также одобрил модернизацию проектной поддержки жилищных корпораций.</w:t>
+        <w:t>Нижняя палата парламента (Tweede Kamer) приняла предложение партии D66 — попросить правительство после лета рассмотреть новые крупные площадки под жильё. Среди них — район Венендал-Де-Кломп (Veenendaal-De Klomp) и озёрная зона Эймер (IJmeer) под Амстердамом. Также одобрено обновление господдержки жилищных корпораций (некоммерческих организаций, которые строят и сдают социальное жильё). Смысл: государство ищет, где разместить новые крупные жилые районы.</w:t>
       </w:r>
     </w:p>
     <w:p>
@@ -617,7 +617,7 @@
           <w:color w:val="6B7785"/>
           <w:sz w:val="17"/>
         </w:rPr>
-        <w:t xml:space="preserve">   📅 2026-06-22   •   Источник: VTW</w:t>
+        <w:t xml:space="preserve">   📅 2026-06-22   •   Источник: VTW (объединение наблюдателей жилищных корпораций)</w:t>
       </w:r>
       <w:r>
         <w:rPr>
@@ -759,7 +759,7 @@
                 <w:color w:val="222B36"/>
                 <w:sz w:val="19"/>
               </w:rPr>
-              <w:t>Цены на существующее жильё в мае были на 4,4% выше, чем годом ранее (после +4,3% в апреле); к предыдущему пику (июль 2022) цены выше примерно на 16,6%.</w:t>
+              <w:t>Цены на вторичное жильё в мае были на 4,4% выше, чем год назад. В апреле было +4,3% — значит, рост даже немного ускорился. От прошлого ценового пика (июль 2022) жильё сейчас дороже примерно на 16,6%.</w:t>
             </w:r>
           </w:p>
         </w:tc>
@@ -788,7 +788,7 @@
                 <w:color w:val="222B36"/>
                 <w:sz w:val="19"/>
               </w:rPr>
-              <w:t>+4,4% г/г</w:t>
+              <w:t>+4,4% за год</w:t>
             </w:r>
           </w:p>
           <w:p>
@@ -803,7 +803,7 @@
                 <w:color w:val="6B7785"/>
                 <w:sz w:val="15"/>
               </w:rPr>
-              <w:t>CBS</w:t>
+              <w:t>CBS (Статбюро Нидерландов)</w:t>
             </w:r>
             <w:hyperlink r:id="rId15">
               <w:r>
@@ -845,7 +845,7 @@
                 <w:color w:val="222B36"/>
                 <w:sz w:val="19"/>
               </w:rPr>
-              <w:t>За месяц, в мае, цены на существующие дома выросли на 0,6% по сравнению с апрелем; индекс цен CBS достиг 154,9 (2020 = 100).</w:t>
+              <w:t>За один месяц (с апреля по май) вторичное жильё подорожало на 0,6% — умеренный темп. Индекс цен CBS достиг 154,9 пункта (за базу взят 2020 год = 100 пунктов).</w:t>
             </w:r>
           </w:p>
         </w:tc>
@@ -874,7 +874,7 @@
                 <w:color w:val="222B36"/>
                 <w:sz w:val="19"/>
               </w:rPr>
-              <w:t>+0,6% м/м</w:t>
+              <w:t>+0,6% за месяц</w:t>
             </w:r>
           </w:p>
           <w:p>
@@ -889,7 +889,7 @@
                 <w:color w:val="6B7785"/>
                 <w:sz w:val="15"/>
               </w:rPr>
-              <w:t>CBS</w:t>
+              <w:t>CBS (Статбюро Нидерландов)</w:t>
             </w:r>
             <w:hyperlink r:id="rId16">
               <w:r>
@@ -931,7 +931,7 @@
                 <w:color w:val="222B36"/>
                 <w:sz w:val="19"/>
               </w:rPr>
-              <w:t>Средняя цена сделки по существующему дому в мае составила около 487 383 евро.</w:t>
+              <w:t>Средняя цена проданного дома в мае — около 487 383 евро. Это ориентир «среднего чека» сделки по всей стране.</w:t>
             </w:r>
           </w:p>
         </w:tc>
@@ -975,7 +975,7 @@
                 <w:color w:val="6B7785"/>
                 <w:sz w:val="15"/>
               </w:rPr>
-              <w:t>CBS</w:t>
+              <w:t>CBS (Статбюро Нидерландов)</w:t>
             </w:r>
             <w:hyperlink r:id="rId15">
               <w:r>
@@ -1017,7 +1017,7 @@
                 <w:color w:val="222B36"/>
                 <w:sz w:val="19"/>
               </w:rPr>
-              <w:t>Kadaster зарегистрировал 19 120 сделок с жильём в мае — на 2,5% меньше, чем годом ранее. За первые пять месяцев 2026 года продано 94 523 дома (+5% к 2025).</w:t>
+              <w:t>Кадастр (Kadaster — государственный реестр сделок с недвижимостью) зарегистрировал в мае 19 120 сделок с жильём — на 2,5% меньше, чем год назад. Но за первые пять месяцев 2026 года продано 94 523 дома, это на 5% больше, чем за тот же период 2025-го. То есть в моменте активность чуть просела, но с начала года она выше прошлогодней.</w:t>
             </w:r>
           </w:p>
         </w:tc>
@@ -1046,7 +1046,7 @@
                 <w:color w:val="222B36"/>
                 <w:sz w:val="19"/>
               </w:rPr>
-              <w:t>19 120 сделок, −2,5% г/г</w:t>
+              <w:t>19 120 сделок, −2,5% за год</w:t>
             </w:r>
           </w:p>
           <w:p>
@@ -1061,7 +1061,7 @@
                 <w:color w:val="6B7785"/>
                 <w:sz w:val="15"/>
               </w:rPr>
-              <w:t>Kadaster</w:t>
+              <w:t>Kadaster (кадастр)</w:t>
             </w:r>
             <w:hyperlink r:id="rId17">
               <w:r>
@@ -1146,7 +1146,7 @@
                 <w:color w:val="222B36"/>
                 <w:sz w:val="21"/>
               </w:rPr>
-              <w:t>Цены продолжают расти, но темп умеренный, а число сделок чуть снизилось — рынок остаётся дорогим и плотным для покупателей. Новый закон даёт властям больше рычагов наращивать доступное жильё и ускорять стройку, но эффект проявится постепенно. Решение Hoge Raad по box 3 закрывает путь к компенсациям тем, кто не оспорил налог вовремя — сигнал владельцам активнее следить за налоговыми сроками.</w:t>
+              <w:t>Цены растут, но темпом умеренным, а число сделок чуть снизилось — рынок остаётся дорогим и тесным для покупателей. Новый закон даёт властям больше рычагов наращивать доступное жильё и ускорять стройку, но эффект придёт постепенно, не за месяц. Решение Верховного суда по налогу box 3 — напоминание владельцам недвижимости: следите за сроками налоговых возражений, опоздание лишает права на возврат денег.</w:t>
             </w:r>
           </w:p>
         </w:tc>
@@ -1258,7 +1258,7 @@
           <w:color w:val="222B36"/>
           <w:sz w:val="21"/>
         </w:rPr>
-        <w:t>Wereldhave подписал договоры аренды с шестью новыми ритейлерами в ТЦ Cityplaza в Нивегейне (Siebel, Ernsting's family, Let's Go Shoes, EsthetiQ, Hair &amp; Beauty Lavin, Sakura Cafe), усиливая блоки моды, обуви, общепита и beauty.</w:t>
+        <w:t>Wereldhave (старейший биржевой инвестор в торговую недвижимость Нидерландов: владеет более чем 30 торговыми центрами в Нидерландах, Бельгии и Франции, входит в главный биржевой индекс страны AEX) сдал площади сразу шести новым арендаторам в торговом центре Cityplaza в городе Нивегейн. Среди них: Siebel (ювелирные украшения), Ernsting's family (недорогая одежда), Let's Go Shoes (обувь), EsthetiQ и Hair &amp; Beauty Lavin (услуги красоты), кафе Sakura. То есть центр усиливает блоки моды, обуви, еды и красоты — это часть стратегии Wereldhave превращать ТЦ в места «всё в одном»: магазины + кафе + услуги + досуг.</w:t>
       </w:r>
     </w:p>
     <w:p>
@@ -1275,7 +1275,7 @@
           <w:color w:val="6B7785"/>
           <w:sz w:val="17"/>
         </w:rPr>
-        <w:t xml:space="preserve">   📅 2026-06-23   •   Источник: Vastgoedjournaal</w:t>
+        <w:t xml:space="preserve">   📅 2026-06-23   •   Источник: Vastgoedjournaal (профильное издание о недвижимости)</w:t>
       </w:r>
       <w:r>
         <w:rPr>
@@ -1323,7 +1323,7 @@
           <w:color w:val="222B36"/>
           <w:sz w:val="21"/>
         </w:rPr>
-        <w:t>Wereldhave заключил договор аренды торговой площади с Van Uffelen Mode в ТЦ Middenwaard в Херхюговарде.</w:t>
+        <w:t>Та же компания Wereldhave сдала крупную торговую площадь магазину модной одежды Van Uffelen Mode (региональный ритейлер одежды) в торговом центре Middenwaard в городе Херхюговард. Для центра это новый заметный арендатор, который помогает привлекать покупателей.</w:t>
       </w:r>
     </w:p>
     <w:p>
@@ -1388,7 +1388,7 @@
           <w:color w:val="222B36"/>
           <w:sz w:val="21"/>
         </w:rPr>
-        <w:t>Сеть обувных магазинов Scapino открыла два новых магазина — в Дедемсварте и Керкраде; в Керкраде дебютировал новый концепт Sport XL.</w:t>
+        <w:t>Сеть Scapino (нидерландский дисконт-ритейлер обуви, одежды и спорттоваров — «хорошее качество по низкой цене»; более 170 магазинов по стране, принадлежит семье Зингс) открыла два новых магазина — в Дедемсварте и Керкраде. В Керкраде дебютировал новый, более крупный спортивный формат Sport XL. Сигнал рынку: даже в эпоху онлайн-торговли дисконтеры продолжают расширять офлайн-сеть.</w:t>
       </w:r>
     </w:p>
     <w:p>
@@ -1472,7 +1472,7 @@
           <w:color w:val="222B36"/>
           <w:sz w:val="21"/>
         </w:rPr>
-        <w:t>ABN AMRO слегка снизил прогноз по сектору розницы Нидерландов: потребительские расходы пока стабильны, но затяжные экономические последствия конфликта на Ближнем Востоке могут давить на ритейл-рынок.</w:t>
+        <w:t>Банк ABN AMRO (один из трёх крупнейших банков Нидерландов) слегка понизил прогноз по рознице. Пока потребители тратят стабильно, но затяжные экономические последствия конфликта на Ближнем Востоке могут ударить по спросу. Почему это важно для торговой недвижимости: если у магазинов падают продажи, им труднее платить аренду — а значит, выше риск для собственников помещений.</w:t>
       </w:r>
     </w:p>
     <w:p>
@@ -1489,7 +1489,7 @@
           <w:color w:val="6B7785"/>
           <w:sz w:val="17"/>
         </w:rPr>
-        <w:t xml:space="preserve">   📅 2026-06-23   •   Источник: Vastgoedjournaal / ABN AMRO</w:t>
+        <w:t xml:space="preserve">   📅 2026-06-23   •   Источник: Vastgoedjournaal со ссылкой на ABN AMRO</w:t>
       </w:r>
       <w:r>
         <w:rPr>
@@ -1575,7 +1575,7 @@
                 <w:color w:val="222B36"/>
                 <w:sz w:val="21"/>
               </w:rPr>
-              <w:t>Спрос на торговые площади в качественных ТЦ остаётся живым — арендаторы активно занимают места и развивают новые концепты. При этом общий фон осторожный: внешние риски могут притормозить потребление, поэтому прогноз по рознице слегка понижен. Для собственников стрит-ритейла это значит ставку на сильные локации и устойчивых арендаторов.</w:t>
+              <w:t>Спрос на торговые площади в качественных центрах остаётся живым — арендаторы активно занимают места и запускают новые форматы. Но общий фон осторожный: внешние риски могут притормозить потребление, поэтому прогноз по рознице слегка понижен. Практический вывод для собственников стрит-ритейла: делать ставку на сильные локации и устойчивых, проверенных арендаторов, а не гнаться за любой подписью договора.</w:t>
             </w:r>
           </w:p>
         </w:tc>
@@ -1687,7 +1687,7 @@
           <w:color w:val="222B36"/>
           <w:sz w:val="21"/>
         </w:rPr>
-        <w:t>С 1 июля 2026 в зонах netcongestie мелкие потребители (подключения до 3×80 А) теряют зарезервированную мощность и попадают в общую очередь — около 15 000 крупных потребителей уже в листах ожидания. Приоритет получают разгрузка сети (хранение/гибкое потребление), безопасность и экстренные службы, базовые нужды (жильё, образование, транспорт, теплоснабжение). Это бьёт по компаниям, которые хотят расширяться или электрифицироваться на bedrijventerreinen.</w:t>
+        <w:t>С 1 июля 2026 меняются правила в зонах перегрузки электросети (netcongestie — это когда мощности сети физически не хватает на всех потребителей). Мелкие потребители (с подключением до 3×80 ампер) теряют ранее зарезервированную мощность и встают в общую очередь — а в ней уже около 15 000 крупных компаний. Приоритет на подключение получают только: решения, которые разгружают сеть (аккумуляторы, гибкое потребление), экстренные службы и базовые нужды (жильё, образование, транспорт, отопление). Это бьёт по компаниям, которые хотят расширяться или переходить на электричество в промзонах (bedrijventerreinen). Простыми словами: без свободной мощности в сети новый склад или цех просто негде «запитать».</w:t>
       </w:r>
     </w:p>
     <w:p>
@@ -1704,7 +1704,7 @@
           <w:color w:val="6B7785"/>
           <w:sz w:val="17"/>
         </w:rPr>
-        <w:t xml:space="preserve">   📅 2026-06-24   •   Источник: VNO-NCW West</w:t>
+        <w:t xml:space="preserve">   📅 2026-06-24   •   Источник: VNO-NCW West (объединение работодателей)</w:t>
       </w:r>
       <w:r>
         <w:rPr>
@@ -1752,7 +1752,7 @@
           <w:color w:val="222B36"/>
           <w:sz w:val="21"/>
         </w:rPr>
-        <w:t>Кабинет представил пакет мер по азоту (stikstof) на 20 млрд евро, чтобы снять блокировку разрешений на стройку и энергоинфраструктуру. Вводится расчётная нижняя граница выбросов: проекты ниже неё не требуют разрешения. Вокруг ~100 чувствительных природных зон устанавливаются буферы 500–1000 м.</w:t>
+        <w:t>Правительство (Rijksoverheid) представило пакет мер по азоту (stikstof) на 20 млрд евро. Суть проблемы: из-за строгих норм по выбросам соединений азота в Нидерландах годами не выдают разрешения на стройку — это прозвали «азотным замком» (stikstofslot). Новые меры: вводят расчётный нижний порог выбросов (проекты ниже него вообще не требуют разрешения) и буферные зоны 500–1000 м вокруг примерно 100 уязвимых природных территорий. Цель — снова разблокировать стройку жилья, дорог и энергосетей.</w:t>
       </w:r>
     </w:p>
     <w:p>
@@ -1769,7 +1769,7 @@
           <w:color w:val="6B7785"/>
           <w:sz w:val="17"/>
         </w:rPr>
-        <w:t xml:space="preserve">   📅 2026-06-26   •   Источник: Rijksoverheid</w:t>
+        <w:t xml:space="preserve">   📅 2026-06-26   •   Источник: Rijksoverheid (правительство)</w:t>
       </w:r>
       <w:r>
         <w:rPr>
@@ -1836,7 +1836,7 @@
           <w:color w:val="222B36"/>
           <w:sz w:val="21"/>
         </w:rPr>
-        <w:t>ID Logistics Benelux строит новый распределительный центр в Тиле площадью более 52 000 кв. м (подрядчик Heembouw). Идут свайные работы перед летним перерывом; объект включает офисы и Innovationbox для логистических инноваций.</w:t>
+        <w:t>ID Logistics (французская международная логистическая компания-подрядчик; так называемый 3PL — это значит, что она ведёт склады и доставку чужих товаров под заказ; выручка около 3,7 млрд евро, более 400 объектов в 18 странах, а в Нидерландах входит в топ-7 логистов) строит новый распределительный центр в городе Тиль площадью более 52 000 кв. м. Подрядчик стройки — нидерландская строительная компания Heembouw. Сейчас идут свайные работы; в здании будут офисы и площадка для логистических инноваций (Innovationbox).</w:t>
       </w:r>
     </w:p>
     <w:p>
@@ -1853,7 +1853,7 @@
           <w:color w:val="6B7785"/>
           <w:sz w:val="17"/>
         </w:rPr>
-        <w:t xml:space="preserve">   📅 2026-06-24   •   Источник: Warehouse Totaal</w:t>
+        <w:t xml:space="preserve">   📅 2026-06-24   •   Источник: Warehouse Totaal (издание о складской логистике)</w:t>
       </w:r>
       <w:r>
         <w:rPr>
@@ -1901,7 +1901,7 @@
           <w:color w:val="222B36"/>
           <w:sz w:val="21"/>
         </w:rPr>
-        <w:t>Van der Helm Logistics строит распределительный центр около 100 000 кв. м на Logistiek Park Moerdijk с прямыми связями по дороге, воде и ж/д. Ввод запланирован на конец 2026 года; параллельно компания развивает ещё один DC у Схипхола.</w:t>
+        <w:t>Van der Helm Logistics (нидерландская семейная логистическая компания из региона Вестланд, основана в 1936 году, около 200 сотрудников) строит распределительный центр площадью около 100 000 кв. м в логистическом парке Мурдейк (Logistiek Park Moerdijk) — с прямым выходом на автодорогу, воду и железную дорогу. Запуск намечен на конец 2026 года; параллельно компания строит ещё один центр у аэропорта Схипхол. Такие крупные объёмы говорят о сохраняющемся спросе на современные склады.</w:t>
       </w:r>
     </w:p>
     <w:p>
@@ -2004,7 +2004,7 @@
                 <w:color w:val="222B36"/>
                 <w:sz w:val="21"/>
               </w:rPr>
-              <w:t>Главный фактор стоимости в индустриале сейчас — доступ к электромощности: с 1 июля правила ужесточаются, и объекты с готовым подключением будут заметно дороже остальных. Девелопмент крупных складов продолжается (ID Logistics, Van der Helm), но фокус смещается на площадки с готовой инфраструктурой. Пакет по азоту на 20 млрд евро может постепенно разблокировать стройку и энергосети — это позитив для сектора в среднесрочной перспективе.</w:t>
+              <w:t>Главный фактор стоимости в индустриале сейчас — доступ к электрической мощности: с 1 июля правила при перегрузке сети (netcongestie) ужесточаются, и объекты с уже готовым подключением будут заметно дороже остальных. Девелопмент крупных складов продолжается (ID Logistics, Van der Helm) — спрос на современные площади есть, но фокус смещается туда, где инфраструктура уже готова. Пакет по азоту на 20 млрд евро может постепенно разблокировать стройку и энергосети — это позитив для сектора на горизонте нескольких лет.</w:t>
             </w:r>
           </w:p>
         </w:tc>
@@ -2141,7 +2141,7 @@
           <w:color w:val="222B36"/>
           <w:sz w:val="19"/>
         </w:rPr>
-        <w:t xml:space="preserve">Kadaster — кадастр  </w:t>
+        <w:t xml:space="preserve">Kadaster — кадастр (реестр сделок)  </w:t>
       </w:r>
       <w:hyperlink r:id="rId27">
         <w:r>
@@ -2179,7 +2179,7 @@
           <w:color w:val="222B36"/>
           <w:sz w:val="19"/>
         </w:rPr>
-        <w:t xml:space="preserve">Eerste Kamer — Сенат  </w:t>
+        <w:t xml:space="preserve">Eerste Kamer — Сенат (верхняя палата)  </w:t>
       </w:r>
       <w:hyperlink r:id="rId28">
         <w:r>
@@ -2255,7 +2255,7 @@
           <w:color w:val="222B36"/>
           <w:sz w:val="19"/>
         </w:rPr>
-        <w:t xml:space="preserve">Vastgoedjournaal  </w:t>
+        <w:t xml:space="preserve">Vastgoedjournaal — новости недвижимости  </w:t>
       </w:r>
       <w:hyperlink r:id="rId30">
         <w:r>
@@ -2293,7 +2293,7 @@
           <w:color w:val="222B36"/>
           <w:sz w:val="19"/>
         </w:rPr>
-        <w:t xml:space="preserve">Warehouse Totaal  </w:t>
+        <w:t xml:space="preserve">Warehouse Totaal — складская логистика  </w:t>
       </w:r>
       <w:hyperlink r:id="rId31">
         <w:r>
@@ -2331,7 +2331,7 @@
           <w:color w:val="222B36"/>
           <w:sz w:val="19"/>
         </w:rPr>
-        <w:t xml:space="preserve">VNO-NCW West  </w:t>
+        <w:t xml:space="preserve">VNO-NCW West — объединение работодателей  </w:t>
       </w:r>
       <w:hyperlink r:id="rId32">
         <w:r>
@@ -2369,7 +2369,7 @@
           <w:color w:val="222B36"/>
           <w:sz w:val="19"/>
         </w:rPr>
-        <w:t xml:space="preserve">Accountancy Vanmorgen  </w:t>
+        <w:t xml:space="preserve">Accountancy Vanmorgen — налоги/учёт  </w:t>
       </w:r>
       <w:hyperlink r:id="rId33">
         <w:r>
@@ -2407,7 +2407,7 @@
           <w:color w:val="222B36"/>
           <w:sz w:val="19"/>
         </w:rPr>
-        <w:t xml:space="preserve">Arom (woningbouw)  </w:t>
+        <w:t xml:space="preserve">Arom — жилищное строительство  </w:t>
       </w:r>
       <w:hyperlink r:id="rId34">
         <w:r>
@@ -2445,7 +2445,7 @@
           <w:color w:val="222B36"/>
           <w:sz w:val="19"/>
         </w:rPr>
-        <w:t xml:space="preserve">VTW  </w:t>
+        <w:t xml:space="preserve">VTW — жилищные корпорации  </w:t>
       </w:r>
       <w:hyperlink r:id="rId35">
         <w:r>
